--- a/SITP/DSA-Notes/M14b_DP_Sequences_Knapsack.docx
+++ b/SITP/DSA-Notes/M14b_DP_Sequences_Knapsack.docx
@@ -60,7 +60,7 @@
         </w:p>
       </w:sdtContent>
     </w:sdt>
-    <w:bookmarkStart w:id="41" w:name="Xf6d75717c6c65a2fabb896b3ab8c28154bee687"/>
+    <w:bookmarkStart w:id="42" w:name="Xf6d75717c6c65a2fabb896b3ab8c28154bee687"/>
     <w:p>
       <w:pPr>
         <w:pStyle w:val="Heading1"/>
@@ -772,6 +772,288 @@
         <w:t xml:space="preserve">whose top is ≥ it; the number of piles = LIS length.</w:t>
       </w:r>
     </w:p>
+    <w:p>
+      <w:pPr>
+        <w:pStyle w:val="FirstParagraph"/>
+      </w:pPr>
+      <w:r>
+        <w:rPr>
+          <w:b/>
+          <w:bCs/>
+        </w:rPr>
+        <w:t xml:space="preserve">Worked trace — O(n log n) tails,</w:t>
+      </w:r>
+      <w:r>
+        <w:rPr>
+          <w:b/>
+          <w:bCs/>
+        </w:rPr>
+        <w:t xml:space="preserve"> </w:t>
+      </w:r>
+      <w:r>
+        <w:rPr>
+          <w:rStyle w:val="VerbatimChar"/>
+          <w:b/>
+          <w:bCs/>
+        </w:rPr>
+        <w:t xml:space="preserve">nums=[10,9,2,5,3,7,101,18]</w:t>
+      </w:r>
+      <w:r>
+        <w:rPr>
+          <w:b/>
+          <w:bCs/>
+        </w:rPr>
+        <w:t xml:space="preserve">.</w:t>
+      </w:r>
+      <w:r>
+        <w:t xml:space="preserve"> </w:t>
+      </w:r>
+      <w:r>
+        <w:rPr>
+          <w:rStyle w:val="VerbatimChar"/>
+        </w:rPr>
+        <w:t xml:space="preserve">tails[k]</w:t>
+      </w:r>
+      <w:r>
+        <w:t xml:space="preserve"> </w:t>
+      </w:r>
+      <w:r>
+        <w:t xml:space="preserve">= the</w:t>
+      </w:r>
+      <w:r>
+        <w:t xml:space="preserve"> </w:t>
+      </w:r>
+      <w:r>
+        <w:t xml:space="preserve">smallest possible tail value of an increasing subsequence of length</w:t>
+      </w:r>
+      <w:r>
+        <w:t xml:space="preserve"> </w:t>
+      </w:r>
+      <w:r>
+        <w:rPr>
+          <w:rStyle w:val="VerbatimChar"/>
+        </w:rPr>
+        <w:t xml:space="preserve">k+1</w:t>
+      </w:r>
+      <w:r>
+        <w:t xml:space="preserve">. For each</w:t>
+      </w:r>
+      <w:r>
+        <w:t xml:space="preserve"> </w:t>
+      </w:r>
+      <w:r>
+        <w:rPr>
+          <w:rStyle w:val="VerbatimChar"/>
+        </w:rPr>
+        <w:t xml:space="preserve">x</w:t>
+      </w:r>
+      <w:r>
+        <w:t xml:space="preserve"> </w:t>
+      </w:r>
+      <w:r>
+        <w:t xml:space="preserve">we</w:t>
+      </w:r>
+      <w:r>
+        <w:t xml:space="preserve"> </w:t>
+      </w:r>
+      <w:r>
+        <w:rPr>
+          <w:rStyle w:val="VerbatimChar"/>
+        </w:rPr>
+        <w:t xml:space="preserve">lower_bound</w:t>
+      </w:r>
+      <w:r>
+        <w:t xml:space="preserve"> </w:t>
+      </w:r>
+      <w:r>
+        <w:t xml:space="preserve">(first tail ≥ x) and either append (new longest) or overwrite:</w:t>
+      </w:r>
+    </w:p>
+    <w:p>
+      <w:pPr>
+        <w:pStyle w:val="SourceCode"/>
+      </w:pPr>
+      <w:r>
+        <w:rPr>
+          <w:rStyle w:val="VerbatimChar"/>
+        </w:rPr>
+        <w:t xml:space="preserve"> x=10 : tails empty -&gt; append          tails=[10]</w:t>
+      </w:r>
+      <w:r>
+        <w:br/>
+      </w:r>
+      <w:r>
+        <w:rPr>
+          <w:rStyle w:val="VerbatimChar"/>
+        </w:rPr>
+        <w:t xml:space="preserve"> x=9  : 9 replaces 10 (first &gt;=9)       tails=[9]</w:t>
+      </w:r>
+      <w:r>
+        <w:br/>
+      </w:r>
+      <w:r>
+        <w:rPr>
+          <w:rStyle w:val="VerbatimChar"/>
+        </w:rPr>
+        <w:t xml:space="preserve"> x=2  : 2 replaces 9                    tails=[2]</w:t>
+      </w:r>
+      <w:r>
+        <w:br/>
+      </w:r>
+      <w:r>
+        <w:rPr>
+          <w:rStyle w:val="VerbatimChar"/>
+        </w:rPr>
+        <w:t xml:space="preserve"> x=5  : 5 &gt; all -&gt; append               tails=[2,5]</w:t>
+      </w:r>
+      <w:r>
+        <w:br/>
+      </w:r>
+      <w:r>
+        <w:rPr>
+          <w:rStyle w:val="VerbatimChar"/>
+        </w:rPr>
+        <w:t xml:space="preserve"> x=3  : 3 replaces 5 (first &gt;=3)        tails=[2,3]</w:t>
+      </w:r>
+      <w:r>
+        <w:br/>
+      </w:r>
+      <w:r>
+        <w:rPr>
+          <w:rStyle w:val="VerbatimChar"/>
+        </w:rPr>
+        <w:t xml:space="preserve"> x=7  : 7 &gt; all -&gt; append               tails=[2,3,7]</w:t>
+      </w:r>
+      <w:r>
+        <w:br/>
+      </w:r>
+      <w:r>
+        <w:rPr>
+          <w:rStyle w:val="VerbatimChar"/>
+        </w:rPr>
+        <w:t xml:space="preserve"> x=101: 101 &gt; all -&gt; append             tails=[2,3,7,101]</w:t>
+      </w:r>
+      <w:r>
+        <w:br/>
+      </w:r>
+      <w:r>
+        <w:rPr>
+          <w:rStyle w:val="VerbatimChar"/>
+        </w:rPr>
+        <w:t xml:space="preserve"> x=18 : 18 replaces 101 (first &gt;=18)    tails=[2,3,7,18]</w:t>
+      </w:r>
+      <w:r>
+        <w:br/>
+      </w:r>
+      <w:r>
+        <w:rPr>
+          <w:rStyle w:val="VerbatimChar"/>
+        </w:rPr>
+        <w:t xml:space="preserve"> answer = len(tails) = 4</w:t>
+      </w:r>
+    </w:p>
+    <w:p>
+      <w:pPr>
+        <w:pStyle w:val="BlockText"/>
+      </w:pPr>
+      <w:r>
+        <w:rPr>
+          <w:b/>
+          <w:bCs/>
+        </w:rPr>
+        <w:t xml:space="preserve">Warning (restate):</w:t>
+      </w:r>
+      <w:r>
+        <w:t xml:space="preserve"> </w:t>
+      </w:r>
+      <w:r>
+        <w:t xml:space="preserve">the final</w:t>
+      </w:r>
+      <w:r>
+        <w:t xml:space="preserve"> </w:t>
+      </w:r>
+      <w:r>
+        <w:rPr>
+          <w:rStyle w:val="VerbatimChar"/>
+        </w:rPr>
+        <w:t xml:space="preserve">tails=[2,3,7,18]</w:t>
+      </w:r>
+      <w:r>
+        <w:t xml:space="preserve"> </w:t>
+      </w:r>
+      <w:r>
+        <w:rPr>
+          <w:i/>
+          <w:iCs/>
+        </w:rPr>
+        <w:t xml:space="preserve">happens</w:t>
+      </w:r>
+      <w:r>
+        <w:t xml:space="preserve"> </w:t>
+      </w:r>
+      <w:r>
+        <w:t xml:space="preserve">to be a real LIS</w:t>
+      </w:r>
+      <w:r>
+        <w:t xml:space="preserve"> </w:t>
+      </w:r>
+      <w:r>
+        <w:t xml:space="preserve">here, but in general it is</w:t>
+      </w:r>
+      <w:r>
+        <w:t xml:space="preserve"> </w:t>
+      </w:r>
+      <w:r>
+        <w:rPr>
+          <w:b/>
+          <w:bCs/>
+        </w:rPr>
+        <w:t xml:space="preserve">not</w:t>
+      </w:r>
+      <w:r>
+        <w:t xml:space="preserve"> </w:t>
+      </w:r>
+      <w:r>
+        <w:t xml:space="preserve">— only its</w:t>
+      </w:r>
+      <w:r>
+        <w:t xml:space="preserve"> </w:t>
+      </w:r>
+      <w:r>
+        <w:rPr>
+          <w:b/>
+          <w:bCs/>
+        </w:rPr>
+        <w:t xml:space="preserve">length</w:t>
+      </w:r>
+      <w:r>
+        <w:t xml:space="preserve"> </w:t>
+      </w:r>
+      <w:r>
+        <w:t xml:space="preserve">is guaranteed. Overwrites</w:t>
+      </w:r>
+      <w:r>
+        <w:t xml:space="preserve"> </w:t>
+      </w:r>
+      <w:r>
+        <w:t xml:space="preserve">can leave stale prefixes; use a</w:t>
+      </w:r>
+      <w:r>
+        <w:t xml:space="preserve"> </w:t>
+      </w:r>
+      <w:r>
+        <w:rPr>
+          <w:rStyle w:val="VerbatimChar"/>
+        </w:rPr>
+        <w:t xml:space="preserve">parent[]</w:t>
+      </w:r>
+      <w:r>
+        <w:t xml:space="preserve"> </w:t>
+      </w:r>
+      <w:r>
+        <w:t xml:space="preserve">array (above) to recover a true LIS.</w:t>
+      </w:r>
+    </w:p>
     <w:bookmarkEnd w:id="12"/>
     <w:bookmarkStart w:id="13" w:name="mcqs"/>
     <w:p>
@@ -1420,6 +1702,147 @@
         <w:t xml:space="preserve">(divide &amp; conquer).</w:t>
       </w:r>
     </w:p>
+    <w:p>
+      <w:pPr>
+        <w:pStyle w:val="BodyText"/>
+      </w:pPr>
+      <w:r>
+        <w:rPr>
+          <w:b/>
+          <w:bCs/>
+        </w:rPr>
+        <w:t xml:space="preserve">Worked backtrack — recover</w:t>
+      </w:r>
+      <w:r>
+        <w:rPr>
+          <w:b/>
+          <w:bCs/>
+        </w:rPr>
+        <w:t xml:space="preserve"> </w:t>
+      </w:r>
+      <w:r>
+        <w:rPr>
+          <w:b/>
+          <w:bCs/>
+        </w:rPr>
+        <w:t xml:space="preserve">“ACE”</w:t>
+      </w:r>
+      <w:r>
+        <w:rPr>
+          <w:b/>
+          <w:bCs/>
+        </w:rPr>
+        <w:t xml:space="preserve"> </w:t>
+      </w:r>
+      <w:r>
+        <w:rPr>
+          <w:b/>
+          <w:bCs/>
+        </w:rPr>
+        <w:t xml:space="preserve">from the table above</w:t>
+      </w:r>
+      <w:r>
+        <w:t xml:space="preserve"> </w:t>
+      </w:r>
+      <w:r>
+        <w:t xml:space="preserve">(start at</w:t>
+      </w:r>
+      <w:r>
+        <w:t xml:space="preserve"> </w:t>
+      </w:r>
+      <w:r>
+        <w:rPr>
+          <w:rStyle w:val="VerbatimChar"/>
+        </w:rPr>
+        <w:t xml:space="preserve">dp[3][5]=3</w:t>
+      </w:r>
+      <w:r>
+        <w:t xml:space="preserve">):</w:t>
+      </w:r>
+    </w:p>
+    <w:p>
+      <w:pPr>
+        <w:pStyle w:val="SourceCode"/>
+      </w:pPr>
+      <w:r>
+        <w:rPr>
+          <w:rStyle w:val="VerbatimChar"/>
+        </w:rPr>
+        <w:t xml:space="preserve"> (i=3,j=5): A[2]='E', B[4]='E'  MATCH  -&gt; emit 'E', go diagonal to (2,4)</w:t>
+      </w:r>
+      <w:r>
+        <w:br/>
+      </w:r>
+      <w:r>
+        <w:rPr>
+          <w:rStyle w:val="VerbatimChar"/>
+        </w:rPr>
+        <w:t xml:space="preserve"> (i=2,j=4): A[1]='C', B[3]='D'  no     -&gt; dp[1][4]=1 vs dp[2][3]=2, go left to (2,3)</w:t>
+      </w:r>
+      <w:r>
+        <w:br/>
+      </w:r>
+      <w:r>
+        <w:rPr>
+          <w:rStyle w:val="VerbatimChar"/>
+        </w:rPr>
+        <w:t xml:space="preserve"> (i=2,j=3): A[1]='C', B[2]='C'  MATCH  -&gt; emit 'C', go diagonal to (1,2)</w:t>
+      </w:r>
+      <w:r>
+        <w:br/>
+      </w:r>
+      <w:r>
+        <w:rPr>
+          <w:rStyle w:val="VerbatimChar"/>
+        </w:rPr>
+        <w:t xml:space="preserve"> (i=1,j=2): A[0]='A', B[1]='B'  no     -&gt; dp[0][2]=0 vs dp[1][1]=1, go left to (1,1)</w:t>
+      </w:r>
+      <w:r>
+        <w:br/>
+      </w:r>
+      <w:r>
+        <w:rPr>
+          <w:rStyle w:val="VerbatimChar"/>
+        </w:rPr>
+        <w:t xml:space="preserve"> (i=1,j=1): A[0]='A', B[0]='A'  MATCH  -&gt; emit 'A', go diagonal to (0,0) STOP</w:t>
+      </w:r>
+      <w:r>
+        <w:br/>
+      </w:r>
+      <w:r>
+        <w:rPr>
+          <w:rStyle w:val="VerbatimChar"/>
+        </w:rPr>
+        <w:t xml:space="preserve"> emitted (reversed) = A, C, E  -&gt;  "ACE"</w:t>
+      </w:r>
+    </w:p>
+    <w:p>
+      <w:pPr>
+        <w:pStyle w:val="FirstParagraph"/>
+      </w:pPr>
+      <w:r>
+        <w:t xml:space="preserve">Because we prepend on each match (or read the emissions in reverse), the recovered</w:t>
+      </w:r>
+      <w:r>
+        <w:t xml:space="preserve"> </w:t>
+      </w:r>
+      <w:r>
+        <w:t xml:space="preserve">subsequence is</w:t>
+      </w:r>
+      <w:r>
+        <w:t xml:space="preserve"> </w:t>
+      </w:r>
+      <w:r>
+        <w:rPr>
+          <w:b/>
+          <w:bCs/>
+        </w:rPr>
+        <w:t xml:space="preserve">“ACE”</w:t>
+      </w:r>
+      <w:r>
+        <w:t xml:space="preserve">, exactly length 3.</w:t>
+      </w:r>
+    </w:p>
     <w:bookmarkEnd w:id="19"/>
     <w:bookmarkStart w:id="20" w:name="X7d6318ebe0c28018a7e2580ca6358ef3681990a"/>
     <w:p>
@@ -1804,7 +2227,7 @@
     </w:p>
     <w:bookmarkEnd w:id="22"/>
     <w:bookmarkEnd w:id="23"/>
-    <w:bookmarkStart w:id="35" w:name="b.3-the-knapsack-family"/>
+    <w:bookmarkStart w:id="36" w:name="b.3-the-knapsack-family"/>
     <w:p>
       <w:pPr>
         <w:pStyle w:val="Heading2"/>
@@ -2498,7 +2921,519 @@
       </w:r>
     </w:p>
     <w:bookmarkEnd w:id="28"/>
-    <w:bookmarkStart w:id="32" w:name="subset-sum-equal-partition-target-sum"/>
+    <w:bookmarkStart w:id="29" w:name="Xcfe1955a2c13693df334646a26da127bb6419b1"/>
+    <w:p>
+      <w:pPr>
+        <w:pStyle w:val="Heading3"/>
+      </w:pPr>
+      <w:r>
+        <w:t xml:space="preserve">Bounded knapsack — at most</w:t>
+      </w:r>
+      <w:r>
+        <w:t xml:space="preserve"> </w:t>
+      </w:r>
+      <w:r>
+        <w:rPr>
+          <w:rStyle w:val="VerbatimChar"/>
+        </w:rPr>
+        <w:t xml:space="preserve">cᵢ</w:t>
+      </w:r>
+      <w:r>
+        <w:t xml:space="preserve"> </w:t>
+      </w:r>
+      <w:r>
+        <w:t xml:space="preserve">copies of item</w:t>
+      </w:r>
+      <w:r>
+        <w:t xml:space="preserve"> </w:t>
+      </w:r>
+      <w:r>
+        <w:rPr>
+          <w:rStyle w:val="VerbatimChar"/>
+        </w:rPr>
+        <w:t xml:space="preserve">i</w:t>
+      </w:r>
+    </w:p>
+    <w:p>
+      <w:pPr>
+        <w:pStyle w:val="FirstParagraph"/>
+      </w:pPr>
+      <w:r>
+        <w:t xml:space="preserve">The middle ground: each item has a</w:t>
+      </w:r>
+      <w:r>
+        <w:t xml:space="preserve"> </w:t>
+      </w:r>
+      <w:r>
+        <w:rPr>
+          <w:b/>
+          <w:bCs/>
+        </w:rPr>
+        <w:t xml:space="preserve">fixed count limit</w:t>
+      </w:r>
+      <w:r>
+        <w:t xml:space="preserve"> </w:t>
+      </w:r>
+      <w:r>
+        <w:rPr>
+          <w:rStyle w:val="VerbatimChar"/>
+        </w:rPr>
+        <w:t xml:space="preserve">cᵢ</w:t>
+      </w:r>
+      <w:r>
+        <w:t xml:space="preserve"> </w:t>
+      </w:r>
+      <w:r>
+        <w:t xml:space="preserve">(not once, not</w:t>
+      </w:r>
+      <w:r>
+        <w:t xml:space="preserve"> </w:t>
+      </w:r>
+      <w:r>
+        <w:t xml:space="preserve">infinite). The clean way is</w:t>
+      </w:r>
+      <w:r>
+        <w:t xml:space="preserve"> </w:t>
+      </w:r>
+      <w:r>
+        <w:rPr>
+          <w:b/>
+          <w:bCs/>
+        </w:rPr>
+        <w:t xml:space="preserve">binary splitting</w:t>
+      </w:r>
+      <w:r>
+        <w:t xml:space="preserve">: break</w:t>
+      </w:r>
+      <w:r>
+        <w:t xml:space="preserve"> </w:t>
+      </w:r>
+      <w:r>
+        <w:rPr>
+          <w:rStyle w:val="VerbatimChar"/>
+        </w:rPr>
+        <w:t xml:space="preserve">cᵢ</w:t>
+      </w:r>
+      <w:r>
+        <w:t xml:space="preserve"> </w:t>
+      </w:r>
+      <w:r>
+        <w:t xml:space="preserve">copies into powers of</w:t>
+      </w:r>
+      <w:r>
+        <w:t xml:space="preserve"> </w:t>
+      </w:r>
+      <w:r>
+        <w:t xml:space="preserve">two (1, 2, 4, …, remainder), each treated as one</w:t>
+      </w:r>
+      <w:r>
+        <w:t xml:space="preserve"> </w:t>
+      </w:r>
+      <w:r>
+        <w:rPr>
+          <w:i/>
+          <w:iCs/>
+        </w:rPr>
+        <w:t xml:space="preserve">new</w:t>
+      </w:r>
+      <w:r>
+        <w:t xml:space="preserve"> </w:t>
+      </w:r>
+      <w:r>
+        <w:t xml:space="preserve">0/1 item. Then run ordinary</w:t>
+      </w:r>
+      <w:r>
+        <w:t xml:space="preserve"> </w:t>
+      </w:r>
+      <w:r>
+        <w:t xml:space="preserve">0/1 knapsack. This represents any count 0..cᵢ with only</w:t>
+      </w:r>
+      <w:r>
+        <w:t xml:space="preserve"> </w:t>
+      </w:r>
+      <w:r>
+        <w:rPr>
+          <w:b/>
+          <w:bCs/>
+        </w:rPr>
+        <w:t xml:space="preserve">O(log cᵢ)</w:t>
+      </w:r>
+      <w:r>
+        <w:t xml:space="preserve"> </w:t>
+      </w:r>
+      <w:r>
+        <w:t xml:space="preserve">items.</w:t>
+      </w:r>
+    </w:p>
+    <w:p>
+      <w:pPr>
+        <w:pStyle w:val="SourceCode"/>
+      </w:pPr>
+      <w:r>
+        <w:rPr>
+          <w:rStyle w:val="VerbatimChar"/>
+        </w:rPr>
+        <w:t xml:space="preserve"># Bounded knapsack via binary splitting        Time O(W * sum(log c_i))</w:t>
+      </w:r>
+      <w:r>
+        <w:br/>
+      </w:r>
+      <w:r>
+        <w:rPr>
+          <w:rStyle w:val="VerbatimChar"/>
+        </w:rPr>
+        <w:t xml:space="preserve">for each item (wt, val, count c):</w:t>
+      </w:r>
+      <w:r>
+        <w:br/>
+      </w:r>
+      <w:r>
+        <w:rPr>
+          <w:rStyle w:val="VerbatimChar"/>
+        </w:rPr>
+        <w:t xml:space="preserve">    k = 1</w:t>
+      </w:r>
+      <w:r>
+        <w:br/>
+      </w:r>
+      <w:r>
+        <w:rPr>
+          <w:rStyle w:val="VerbatimChar"/>
+        </w:rPr>
+        <w:t xml:space="preserve">    while c &gt; 0:</w:t>
+      </w:r>
+      <w:r>
+        <w:br/>
+      </w:r>
+      <w:r>
+        <w:rPr>
+          <w:rStyle w:val="VerbatimChar"/>
+        </w:rPr>
+        <w:t xml:space="preserve">        take = min(k, c)                     # a "bundle" of `take` copies</w:t>
+      </w:r>
+      <w:r>
+        <w:br/>
+      </w:r>
+      <w:r>
+        <w:rPr>
+          <w:rStyle w:val="VerbatimChar"/>
+        </w:rPr>
+        <w:t xml:space="preserve">        add a 0/1 item of weight take*wt, value take*val</w:t>
+      </w:r>
+      <w:r>
+        <w:br/>
+      </w:r>
+      <w:r>
+        <w:rPr>
+          <w:rStyle w:val="VerbatimChar"/>
+        </w:rPr>
+        <w:t xml:space="preserve">        c -= take;  k *= 2                   # 1,2,4,... then the remainder</w:t>
+      </w:r>
+      <w:r>
+        <w:br/>
+      </w:r>
+      <w:r>
+        <w:rPr>
+          <w:rStyle w:val="VerbatimChar"/>
+        </w:rPr>
+        <w:t xml:space="preserve">run standard 0/1 knapsack (right-to-left) over the generated bundles</w:t>
+      </w:r>
+    </w:p>
+    <w:p>
+      <w:pPr>
+        <w:pStyle w:val="FirstParagraph"/>
+      </w:pPr>
+      <w:r>
+        <w:rPr>
+          <w:b/>
+          <w:bCs/>
+        </w:rPr>
+        <w:t xml:space="preserve">Decision table — which knapsack am I in?</w:t>
+      </w:r>
+    </w:p>
+    <w:tbl>
+      <w:tblPr>
+        <w:tblStyle w:val="Table"/>
+        <w:tblW w:type="pct" w:w="5000"/>
+        <w:tblLayout w:type="fixed"/>
+        <w:tblLook w:firstRow="1" w:lastRow="0" w:firstColumn="0" w:lastColumn="0" w:noHBand="0" w:noVBand="0" w:val="0020"/>
+      </w:tblPr>
+      <w:tblGrid>
+        <w:gridCol w:w="1980"/>
+        <w:gridCol w:w="1980"/>
+        <w:gridCol w:w="1980"/>
+        <w:gridCol w:w="1980"/>
+      </w:tblGrid>
+      <w:tr>
+        <w:trPr>
+          <w:tblHeader w:val="on"/>
+        </w:trPr>
+        <w:tc>
+          <w:tcPr/>
+          <w:p>
+            <w:pPr>
+              <w:pStyle w:val="Compact"/>
+            </w:pPr>
+            <w:r>
+              <w:t xml:space="preserve">Copies per item</w:t>
+            </w:r>
+          </w:p>
+        </w:tc>
+        <w:tc>
+          <w:tcPr/>
+          <w:p>
+            <w:pPr>
+              <w:pStyle w:val="Compact"/>
+            </w:pPr>
+            <w:r>
+              <w:t xml:space="preserve">Name</w:t>
+            </w:r>
+          </w:p>
+        </w:tc>
+        <w:tc>
+          <w:tcPr/>
+          <w:p>
+            <w:pPr>
+              <w:pStyle w:val="Compact"/>
+            </w:pPr>
+            <w:r>
+              <w:t xml:space="preserve">1D loop direction</w:t>
+            </w:r>
+          </w:p>
+        </w:tc>
+        <w:tc>
+          <w:tcPr/>
+          <w:p>
+            <w:pPr>
+              <w:pStyle w:val="Compact"/>
+            </w:pPr>
+            <w:r>
+              <w:t xml:space="preserve">Classic problems</w:t>
+            </w:r>
+          </w:p>
+        </w:tc>
+      </w:tr>
+      <w:tr>
+        <w:tc>
+          <w:tcPr/>
+          <w:p>
+            <w:pPr>
+              <w:pStyle w:val="Compact"/>
+            </w:pPr>
+            <w:r>
+              <w:rPr>
+                <w:b/>
+                <w:bCs/>
+              </w:rPr>
+              <w:t xml:space="preserve">exactly once</w:t>
+            </w:r>
+          </w:p>
+        </w:tc>
+        <w:tc>
+          <w:tcPr/>
+          <w:p>
+            <w:pPr>
+              <w:pStyle w:val="Compact"/>
+            </w:pPr>
+            <w:r>
+              <w:t xml:space="preserve">0/1 knapsack</w:t>
+            </w:r>
+          </w:p>
+        </w:tc>
+        <w:tc>
+          <w:tcPr/>
+          <w:p>
+            <w:pPr>
+              <w:pStyle w:val="Compact"/>
+            </w:pPr>
+            <w:r>
+              <w:rPr>
+                <w:rStyle w:val="VerbatimChar"/>
+              </w:rPr>
+              <w:t xml:space="preserve">w</w:t>
+            </w:r>
+            <w:r>
+              <w:t xml:space="preserve"> </w:t>
+            </w:r>
+            <w:r>
+              <w:rPr>
+                <w:b/>
+                <w:bCs/>
+              </w:rPr>
+              <w:t xml:space="preserve">right→left</w:t>
+            </w:r>
+          </w:p>
+        </w:tc>
+        <w:tc>
+          <w:tcPr/>
+          <w:p>
+            <w:pPr>
+              <w:pStyle w:val="Compact"/>
+            </w:pPr>
+            <w:r>
+              <w:t xml:space="preserve">subset-sum, partition, target sum</w:t>
+            </w:r>
+          </w:p>
+        </w:tc>
+      </w:tr>
+      <w:tr>
+        <w:tc>
+          <w:tcPr/>
+          <w:p>
+            <w:pPr>
+              <w:pStyle w:val="Compact"/>
+            </w:pPr>
+            <w:r>
+              <w:rPr>
+                <w:b/>
+                <w:bCs/>
+              </w:rPr>
+              <w:t xml:space="preserve">unlimited</w:t>
+            </w:r>
+          </w:p>
+        </w:tc>
+        <w:tc>
+          <w:tcPr/>
+          <w:p>
+            <w:pPr>
+              <w:pStyle w:val="Compact"/>
+            </w:pPr>
+            <w:r>
+              <w:t xml:space="preserve">unbounded</w:t>
+            </w:r>
+          </w:p>
+        </w:tc>
+        <w:tc>
+          <w:tcPr/>
+          <w:p>
+            <w:pPr>
+              <w:pStyle w:val="Compact"/>
+            </w:pPr>
+            <w:r>
+              <w:rPr>
+                <w:rStyle w:val="VerbatimChar"/>
+              </w:rPr>
+              <w:t xml:space="preserve">w</w:t>
+            </w:r>
+            <w:r>
+              <w:t xml:space="preserve"> </w:t>
+            </w:r>
+            <w:r>
+              <w:rPr>
+                <w:b/>
+                <w:bCs/>
+              </w:rPr>
+              <w:t xml:space="preserve">left→right</w:t>
+            </w:r>
+          </w:p>
+        </w:tc>
+        <w:tc>
+          <w:tcPr/>
+          <w:p>
+            <w:pPr>
+              <w:pStyle w:val="Compact"/>
+            </w:pPr>
+            <w:r>
+              <w:t xml:space="preserve">coin change, rod cutting, perfect squares</w:t>
+            </w:r>
+          </w:p>
+        </w:tc>
+      </w:tr>
+      <w:tr>
+        <w:tc>
+          <w:tcPr/>
+          <w:p>
+            <w:pPr>
+              <w:pStyle w:val="Compact"/>
+            </w:pPr>
+            <w:r>
+              <w:rPr>
+                <w:b/>
+                <w:bCs/>
+              </w:rPr>
+              <w:t xml:space="preserve">at most cᵢ</w:t>
+            </w:r>
+          </w:p>
+        </w:tc>
+        <w:tc>
+          <w:tcPr/>
+          <w:p>
+            <w:pPr>
+              <w:pStyle w:val="Compact"/>
+            </w:pPr>
+            <w:r>
+              <w:t xml:space="preserve">bounded</w:t>
+            </w:r>
+          </w:p>
+        </w:tc>
+        <w:tc>
+          <w:tcPr/>
+          <w:p>
+            <w:pPr>
+              <w:pStyle w:val="Compact"/>
+            </w:pPr>
+            <w:r>
+              <w:t xml:space="preserve">binary-split → 0/1</w:t>
+            </w:r>
+          </w:p>
+        </w:tc>
+        <w:tc>
+          <w:tcPr/>
+          <w:p>
+            <w:pPr>
+              <w:pStyle w:val="Compact"/>
+            </w:pPr>
+            <w:r>
+              <w:t xml:space="preserve">“≤ k of each item”</w:t>
+            </w:r>
+            <w:r>
+              <w:t xml:space="preserve"> </w:t>
+            </w:r>
+            <w:r>
+              <w:t xml:space="preserve">resource problems</w:t>
+            </w:r>
+          </w:p>
+        </w:tc>
+      </w:tr>
+    </w:tbl>
+    <w:p>
+      <w:pPr>
+        <w:pStyle w:val="BlockText"/>
+      </w:pPr>
+      <w:r>
+        <w:rPr>
+          <w:b/>
+          <w:bCs/>
+        </w:rPr>
+        <w:t xml:space="preserve">Memory hook:</w:t>
+      </w:r>
+      <w:r>
+        <w:t xml:space="preserve"> </w:t>
+      </w:r>
+      <w:r>
+        <w:rPr>
+          <w:i/>
+          <w:iCs/>
+        </w:rPr>
+        <w:t xml:space="preserve">once → right-to-left; forever → left-to-right; a fixed few →</w:t>
+      </w:r>
+      <w:r>
+        <w:rPr>
+          <w:i/>
+          <w:iCs/>
+        </w:rPr>
+        <w:t xml:space="preserve"> </w:t>
+      </w:r>
+      <w:r>
+        <w:rPr>
+          <w:i/>
+          <w:iCs/>
+        </w:rPr>
+        <w:t xml:space="preserve">split into powers of two, then treat as 0/1.</w:t>
+      </w:r>
+    </w:p>
+    <w:bookmarkEnd w:id="29"/>
+    <w:bookmarkStart w:id="33" w:name="subset-sum-equal-partition-target-sum"/>
     <w:p>
       <w:pPr>
         <w:pStyle w:val="Heading3"/>
@@ -2516,18 +3451,18 @@
           <wp:inline>
             <wp:extent cx="5334000" cy="2323609"/>
             <wp:effectExtent b="0" l="0" r="0" t="0"/>
-            <wp:docPr descr="Subset Sum: dp[s] = dp[s] OR dp[s-num]; equal partition = subset-sum to total/2." title="" id="30" name="Picture"/>
+            <wp:docPr descr="Subset Sum: dp[s] = dp[s] OR dp[s-num]; equal partition = subset-sum to total/2." title="" id="31" name="Picture"/>
             <a:graphic>
               <a:graphicData uri="http://schemas.openxmlformats.org/drawingml/2006/picture">
                 <pic:pic>
                   <pic:nvPicPr>
-                    <pic:cNvPr descr="images/112_subset_sum.png" id="31" name="Picture"/>
+                    <pic:cNvPr descr="images/112_subset_sum.png" id="32" name="Picture"/>
                     <pic:cNvPicPr>
                       <a:picLocks noChangeArrowheads="1" noChangeAspect="1"/>
                     </pic:cNvPicPr>
                   </pic:nvPicPr>
                   <pic:blipFill>
-                    <a:blip r:embed="rId29"/>
+                    <a:blip r:embed="rId30"/>
                     <a:stretch>
                       <a:fillRect/>
                     </a:stretch>
@@ -2895,6 +3830,211 @@
     </w:p>
     <w:p>
       <w:pPr>
+        <w:pStyle w:val="FirstParagraph"/>
+      </w:pPr>
+      <w:r>
+        <w:rPr>
+          <w:b/>
+          <w:bCs/>
+        </w:rPr>
+        <w:t xml:space="preserve">Worked table — Subset Sum,</w:t>
+      </w:r>
+      <w:r>
+        <w:rPr>
+          <w:b/>
+          <w:bCs/>
+        </w:rPr>
+        <w:t xml:space="preserve"> </w:t>
+      </w:r>
+      <w:r>
+        <w:rPr>
+          <w:rStyle w:val="VerbatimChar"/>
+          <w:b/>
+          <w:bCs/>
+        </w:rPr>
+        <w:t xml:space="preserve">nums=[3,34,4,12,5,2]</w:t>
+      </w:r>
+      <w:r>
+        <w:rPr>
+          <w:b/>
+          <w:bCs/>
+        </w:rPr>
+        <w:t xml:space="preserve">, target = 9.</w:t>
+      </w:r>
+      <w:r>
+        <w:t xml:space="preserve"> </w:t>
+      </w:r>
+      <w:r>
+        <w:rPr>
+          <w:rStyle w:val="VerbatimChar"/>
+        </w:rPr>
+        <w:t xml:space="preserve">dp[s]</w:t>
+      </w:r>
+      <w:r>
+        <w:t xml:space="preserve"> </w:t>
+      </w:r>
+      <w:r>
+        <w:t xml:space="preserve">=</w:t>
+      </w:r>
+      <w:r>
+        <w:t xml:space="preserve"> </w:t>
+      </w:r>
+      <w:r>
+        <w:t xml:space="preserve">“can we</w:t>
+      </w:r>
+      <w:r>
+        <w:t xml:space="preserve"> </w:t>
+      </w:r>
+      <w:r>
+        <w:t xml:space="preserve">hit sum</w:t>
+      </w:r>
+      <w:r>
+        <w:t xml:space="preserve"> </w:t>
+      </w:r>
+      <w:r>
+        <w:rPr>
+          <w:rStyle w:val="VerbatimChar"/>
+        </w:rPr>
+        <w:t xml:space="preserve">s</w:t>
+      </w:r>
+      <w:r>
+        <w:t xml:space="preserve">?”</w:t>
+      </w:r>
+      <w:r>
+        <w:t xml:space="preserve"> </w:t>
+      </w:r>
+      <w:r>
+        <w:t xml:space="preserve">Start</w:t>
+      </w:r>
+      <w:r>
+        <w:t xml:space="preserve"> </w:t>
+      </w:r>
+      <w:r>
+        <w:rPr>
+          <w:rStyle w:val="VerbatimChar"/>
+        </w:rPr>
+        <w:t xml:space="preserve">dp[0]=T</w:t>
+      </w:r>
+      <w:r>
+        <w:t xml:space="preserve">; for each number sweep</w:t>
+      </w:r>
+      <w:r>
+        <w:t xml:space="preserve"> </w:t>
+      </w:r>
+      <w:r>
+        <w:rPr>
+          <w:rStyle w:val="VerbatimChar"/>
+        </w:rPr>
+        <w:t xml:space="preserve">s</w:t>
+      </w:r>
+      <w:r>
+        <w:t xml:space="preserve"> </w:t>
+      </w:r>
+      <w:r>
+        <w:rPr>
+          <w:b/>
+          <w:bCs/>
+        </w:rPr>
+        <w:t xml:space="preserve">right→left</w:t>
+      </w:r>
+      <w:r>
+        <w:t xml:space="preserve"> </w:t>
+      </w:r>
+      <w:r>
+        <w:t xml:space="preserve">so a number</w:t>
+      </w:r>
+      <w:r>
+        <w:t xml:space="preserve"> </w:t>
+      </w:r>
+      <w:r>
+        <w:t xml:space="preserve">is used at most once. Showing sums 0..9 after each number:</w:t>
+      </w:r>
+    </w:p>
+    <w:p>
+      <w:pPr>
+        <w:pStyle w:val="SourceCode"/>
+      </w:pPr>
+      <w:r>
+        <w:rPr>
+          <w:rStyle w:val="VerbatimChar"/>
+        </w:rPr>
+        <w:t xml:space="preserve"> after num   s: 0  1  2  3  4  5  6  7  8  9</w:t>
+      </w:r>
+      <w:r>
+        <w:br/>
+      </w:r>
+      <w:r>
+        <w:rPr>
+          <w:rStyle w:val="VerbatimChar"/>
+        </w:rPr>
+        <w:t xml:space="preserve">   (init)       T  .  .  .  .  .  .  .  .  .</w:t>
+      </w:r>
+      <w:r>
+        <w:br/>
+      </w:r>
+      <w:r>
+        <w:rPr>
+          <w:rStyle w:val="VerbatimChar"/>
+        </w:rPr>
+        <w:t xml:space="preserve">   +3           T  .  .  T  .  .  .  .  .  .</w:t>
+      </w:r>
+      <w:r>
+        <w:br/>
+      </w:r>
+      <w:r>
+        <w:rPr>
+          <w:rStyle w:val="VerbatimChar"/>
+        </w:rPr>
+        <w:t xml:space="preserve">   +34          T  .  .  T  .  .  .  .  .  .   (34&gt;9, no change)</w:t>
+      </w:r>
+      <w:r>
+        <w:br/>
+      </w:r>
+      <w:r>
+        <w:rPr>
+          <w:rStyle w:val="VerbatimChar"/>
+        </w:rPr>
+        <w:t xml:space="preserve">   +4           T  .  .  T  T  .  .  T  .  .   (dp[7]=dp[3])</w:t>
+      </w:r>
+      <w:r>
+        <w:br/>
+      </w:r>
+      <w:r>
+        <w:rPr>
+          <w:rStyle w:val="VerbatimChar"/>
+        </w:rPr>
+        <w:t xml:space="preserve">   +12          (no change, 12&gt;9)</w:t>
+      </w:r>
+      <w:r>
+        <w:br/>
+      </w:r>
+      <w:r>
+        <w:rPr>
+          <w:rStyle w:val="VerbatimChar"/>
+        </w:rPr>
+        <w:t xml:space="preserve">   +5           T  .  .  T  T  T  .  T  T  T   (dp[9]=dp[4], dp[8]=dp[3], dp[5]=dp[0])</w:t>
+      </w:r>
+      <w:r>
+        <w:br/>
+      </w:r>
+      <w:r>
+        <w:rPr>
+          <w:rStyle w:val="VerbatimChar"/>
+        </w:rPr>
+        <w:t xml:space="preserve">   +2           T  .  T  T  T  T  T  T  T  T   (dp[9]=dp[7] etc.)</w:t>
+      </w:r>
+      <w:r>
+        <w:br/>
+      </w:r>
+      <w:r>
+        <w:rPr>
+          <w:rStyle w:val="VerbatimChar"/>
+        </w:rPr>
+        <w:t xml:space="preserve"> dp[9] = T  -&gt;  YES, e.g. subset {4,5} or {3,4,2} sums to 9</w:t>
+      </w:r>
+    </w:p>
+    <w:p>
+      <w:pPr>
         <w:pStyle w:val="BlockText"/>
       </w:pPr>
       <w:r>
@@ -2949,8 +4089,8 @@
         <w:t xml:space="preserve">this much?”</w:t>
       </w:r>
     </w:p>
-    <w:bookmarkEnd w:id="32"/>
-    <w:bookmarkStart w:id="33" w:name="mcqs-2"/>
+    <w:bookmarkEnd w:id="33"/>
+    <w:bookmarkStart w:id="34" w:name="mcqs-2"/>
     <w:p>
       <w:pPr>
         <w:pStyle w:val="Heading3"/>
@@ -3099,8 +4239,55 @@
         <w:t xml:space="preserve">(input size log W).</w:t>
       </w:r>
     </w:p>
-    <w:bookmarkEnd w:id="33"/>
-    <w:bookmarkStart w:id="34" w:name="problems-2"/>
+    <w:p>
+      <w:pPr>
+        <w:pStyle w:val="Compact"/>
+        <w:numPr>
+          <w:ilvl w:val="0"/>
+          <w:numId w:val="1011"/>
+        </w:numPr>
+      </w:pPr>
+      <w:r>
+        <w:t xml:space="preserve">Bounded knapsack (≤ cᵢ copies) trick? →</w:t>
+      </w:r>
+      <w:r>
+        <w:t xml:space="preserve"> </w:t>
+      </w:r>
+      <w:r>
+        <w:rPr>
+          <w:b/>
+          <w:bCs/>
+        </w:rPr>
+        <w:t xml:space="preserve">binary splitting</w:t>
+      </w:r>
+      <w:r>
+        <w:t xml:space="preserve"> </w:t>
+      </w:r>
+      <w:r>
+        <w:t xml:space="preserve">into powers of two,</w:t>
+      </w:r>
+      <w:r>
+        <w:t xml:space="preserve"> </w:t>
+      </w:r>
+      <w:r>
+        <w:t xml:space="preserve">then run 0/1 →</w:t>
+      </w:r>
+      <w:r>
+        <w:t xml:space="preserve"> </w:t>
+      </w:r>
+      <w:r>
+        <w:rPr>
+          <w:b/>
+          <w:bCs/>
+        </w:rPr>
+        <w:t xml:space="preserve">O(W·Σ log cᵢ)</w:t>
+      </w:r>
+      <w:r>
+        <w:t xml:space="preserve">.</w:t>
+      </w:r>
+    </w:p>
+    <w:bookmarkEnd w:id="34"/>
+    <w:bookmarkStart w:id="35" w:name="problems-2"/>
     <w:p>
       <w:pPr>
         <w:pStyle w:val="Heading3"/>
@@ -3140,9 +4327,9 @@
         </w:pict>
       </w:r>
     </w:p>
-    <w:bookmarkEnd w:id="34"/>
     <w:bookmarkEnd w:id="35"/>
-    <w:bookmarkStart w:id="36" w:name="module-14b-concept-review-one-page"/>
+    <w:bookmarkEnd w:id="36"/>
+    <w:bookmarkStart w:id="37" w:name="module-14b-concept-review-one-page"/>
     <w:p>
       <w:pPr>
         <w:pStyle w:val="Heading2"/>
@@ -3415,8 +4602,8 @@
         <w:t xml:space="preserve">→ sum to total/2.</w:t>
       </w:r>
     </w:p>
-    <w:bookmarkEnd w:id="36"/>
-    <w:bookmarkStart w:id="37" w:name="module-14b-flash-cards"/>
+    <w:bookmarkEnd w:id="37"/>
+    <w:bookmarkStart w:id="38" w:name="module-14b-flash-cards"/>
     <w:p>
       <w:pPr>
         <w:pStyle w:val="Heading2"/>
@@ -3579,8 +4766,52 @@
         <w:t xml:space="preserve">A: W is a value, size log W bits.</w:t>
       </w:r>
     </w:p>
-    <w:bookmarkEnd w:id="37"/>
-    <w:bookmarkStart w:id="38" w:name="module-14b-pattern-recognition"/>
+    <w:p>
+      <w:pPr>
+        <w:pStyle w:val="Compact"/>
+        <w:numPr>
+          <w:ilvl w:val="0"/>
+          <w:numId w:val="1014"/>
+        </w:numPr>
+      </w:pPr>
+      <w:r>
+        <w:t xml:space="preserve">Q: Bounded knapsack (≤ cᵢ copies)?</w:t>
+      </w:r>
+      <w:r>
+        <w:t xml:space="preserve"> </w:t>
+      </w:r>
+      <w:r>
+        <w:rPr>
+          <w:b/>
+          <w:bCs/>
+        </w:rPr>
+        <w:t xml:space="preserve">A: binary-split into powers of two → 0/1.</w:t>
+      </w:r>
+    </w:p>
+    <w:p>
+      <w:pPr>
+        <w:pStyle w:val="Compact"/>
+        <w:numPr>
+          <w:ilvl w:val="0"/>
+          <w:numId w:val="1014"/>
+        </w:numPr>
+      </w:pPr>
+      <w:r>
+        <w:t xml:space="preserve">Q: Is the LIS tails array a real LIS?</w:t>
+      </w:r>
+      <w:r>
+        <w:t xml:space="preserve"> </w:t>
+      </w:r>
+      <w:r>
+        <w:rPr>
+          <w:b/>
+          <w:bCs/>
+        </w:rPr>
+        <w:t xml:space="preserve">A: no — only its length is guaranteed.</w:t>
+      </w:r>
+    </w:p>
+    <w:bookmarkEnd w:id="38"/>
+    <w:bookmarkStart w:id="39" w:name="module-14b-pattern-recognition"/>
     <w:p>
       <w:pPr>
         <w:pStyle w:val="Heading2"/>
@@ -3747,8 +4978,8 @@
         <w:t xml:space="preserve">.</w:t>
       </w:r>
     </w:p>
-    <w:bookmarkEnd w:id="38"/>
-    <w:bookmarkStart w:id="39" w:name="X1c59bb3a91db972da531f48bcdc315cb17bd3df"/>
+    <w:bookmarkEnd w:id="39"/>
+    <w:bookmarkStart w:id="40" w:name="X1c59bb3a91db972da531f48bcdc315cb17bd3df"/>
     <w:p>
       <w:pPr>
         <w:pStyle w:val="Heading2"/>
@@ -3917,8 +5148,8 @@
         <w:t xml:space="preserve">reduce to subset-sum; complexity.</w:t>
       </w:r>
     </w:p>
-    <w:bookmarkEnd w:id="39"/>
-    <w:bookmarkStart w:id="40" w:name="X5e286362bdadb0d4f28f318fefb1e8621998ff3"/>
+    <w:bookmarkEnd w:id="40"/>
+    <w:bookmarkStart w:id="41" w:name="X5e286362bdadb0d4f28f318fefb1e8621998ff3"/>
     <w:p>
       <w:pPr>
         <w:pStyle w:val="Heading2"/>
@@ -4017,8 +5248,8 @@
         <w:t xml:space="preserve">interval DP, DP optimisations) — with visuals.</w:t>
       </w:r>
     </w:p>
-    <w:bookmarkEnd w:id="40"/>
     <w:bookmarkEnd w:id="41"/>
+    <w:bookmarkEnd w:id="42"/>
     <w:sectPr>
       <w:footnotePr>
         <w:numRestart w:val="eachSect"/>

--- a/SITP/DSA-Notes/M14b_DP_Sequences_Knapsack.docx
+++ b/SITP/DSA-Notes/M14b_DP_Sequences_Knapsack.docx
@@ -6249,24 +6249,34 @@
   <w:style w:default="1" w:styleId="Table" w:type="table">
     <w:name w:val="Table"/>
     <w:basedOn w:val="TableNormal"/>
-    <w:semiHidden/>
-    <w:unhideWhenUsed/>
     <w:qFormat/>
     <w:tblPr>
       <w:tblInd w:type="dxa" w:w="0"/>
+      <w:tblBorders>
+        <w:top w:color="808080" w:space="0" w:sz="4" w:val="single"/>
+        <w:left w:color="808080" w:space="0" w:sz="4" w:val="single"/>
+        <w:bottom w:color="808080" w:space="0" w:sz="4" w:val="single"/>
+        <w:right w:color="808080" w:space="0" w:sz="4" w:val="single"/>
+        <w:insideH w:color="BFBFBF" w:space="0" w:sz="4" w:val="single"/>
+        <w:insideV w:color="BFBFBF" w:space="0" w:sz="4" w:val="single"/>
+      </w:tblBorders>
       <w:tblCellMar>
-        <w:top w:type="dxa" w:w="0"/>
+        <w:top w:type="dxa" w:w="40"/>
         <w:left w:type="dxa" w:w="108"/>
-        <w:bottom w:type="dxa" w:w="0"/>
+        <w:bottom w:type="dxa" w:w="40"/>
         <w:right w:type="dxa" w:w="108"/>
       </w:tblCellMar>
     </w:tblPr>
     <w:tblStylePr w:type="firstRow">
+      <w:rPr>
+        <w:b/>
+      </w:rPr>
       <w:tcPr>
+        <w:shd w:color="auto" w:fill="DDEBF7" w:val="clear"/>
         <w:tcBorders>
-          <w:bottom w:val="single"/>
+          <w:bottom w:color="1F4E78" w:space="0" w:sz="8" w:val="single"/>
         </w:tcBorders>
-        <w:vAlign w:val="bottom"/>
+        <w:vAlign w:val="center"/>
       </w:tcPr>
     </w:tblStylePr>
   </w:style>
